--- a/docs/规则数26-V3.docx
+++ b/docs/规则数26-V3.docx
@@ -150,581 +150,586 @@
         <w:rPr>
           <w:rFonts w:ascii="Times New Roman" w:hAnsi="Times New Roman" w:eastAsia="仿宋_GB2312" w:cs="Times New Roman"/>
         </w:rPr>
-        <w:t>同时给常</w:t>
+        <w:t>同时给常减压装置供油的原油罐数量上下限（1）</w:t>
+      </w:r>
+      <w:r>
+        <w:rPr>
+          <w:rFonts w:hint="eastAsia" w:ascii="Times New Roman" w:hAnsi="Times New Roman" w:eastAsia="仿宋_GB2312" w:cs="Times New Roman"/>
+        </w:rPr>
+        <w:t>；</w:t>
+      </w:r>
+      <w:r>
+        <w:rPr>
+          <w:rFonts w:ascii="Times New Roman" w:hAnsi="Times New Roman" w:eastAsia="仿宋_GB2312" w:cs="Times New Roman"/>
+        </w:rPr>
+        <w:t>原油罐收油速率上下限约束（1*10=10）</w:t>
+      </w:r>
+      <w:r>
+        <w:rPr>
+          <w:rFonts w:hint="eastAsia" w:ascii="Times New Roman" w:hAnsi="Times New Roman" w:eastAsia="仿宋_GB2312" w:cs="Times New Roman"/>
+        </w:rPr>
+        <w:t>；</w:t>
+      </w:r>
+      <w:r>
+        <w:rPr>
+          <w:rFonts w:ascii="Times New Roman" w:hAnsi="Times New Roman" w:eastAsia="仿宋_GB2312" w:cs="Times New Roman"/>
+        </w:rPr>
+        <w:t>进厂原油在调度期内需要全部收完（1）</w:t>
+      </w:r>
+      <w:r>
+        <w:rPr>
+          <w:rFonts w:hint="eastAsia" w:ascii="Times New Roman" w:hAnsi="Times New Roman" w:eastAsia="仿宋_GB2312" w:cs="Times New Roman"/>
+        </w:rPr>
+        <w:t>；</w:t>
+      </w:r>
+      <w:r>
+        <w:rPr>
+          <w:rFonts w:ascii="Times New Roman" w:hAnsi="Times New Roman" w:eastAsia="仿宋_GB2312" w:cs="Times New Roman"/>
+        </w:rPr>
+        <w:t>原油收油罐选择规则（1）</w:t>
+      </w:r>
+    </w:p>
+    <w:p>
+      <w:pPr>
+        <w:pStyle w:val="2"/>
+      </w:pPr>
+      <w:r>
+        <w:rPr>
+          <w:rFonts w:hint="eastAsia"/>
+        </w:rPr>
+        <w:t>装置类（</w:t>
+      </w:r>
+      <w:r>
+        <w:t>550种）</w:t>
+      </w:r>
+    </w:p>
+    <w:p>
+      <w:pPr>
+        <w:rPr>
+          <w:rFonts w:ascii="Times New Roman" w:hAnsi="Times New Roman" w:eastAsia="仿宋_GB2312" w:cs="Times New Roman"/>
+        </w:rPr>
+      </w:pPr>
+      <w:r>
+        <w:rPr>
+          <w:rFonts w:ascii="Times New Roman" w:hAnsi="Times New Roman" w:eastAsia="仿宋_GB2312" w:cs="Times New Roman"/>
+        </w:rPr>
+        <w:t>一次装置常减压：每年加工30种原油，每种原油有加工量和配方上下限（30×2=60）；常减压进料的上下限和性质的上下限（20）、侧线收率上下限（10）、10个侧线性质上下限（10×6=60），60+20+10+60=150种</w:t>
+      </w:r>
+    </w:p>
+    <w:p>
+      <w:pPr>
+        <w:rPr>
+          <w:rFonts w:ascii="Times New Roman" w:hAnsi="Times New Roman" w:eastAsia="仿宋_GB2312" w:cs="Times New Roman"/>
+        </w:rPr>
+      </w:pPr>
+      <w:r>
+        <w:rPr>
+          <w:rFonts w:ascii="Times New Roman" w:hAnsi="Times New Roman" w:eastAsia="仿宋_GB2312" w:cs="Times New Roman"/>
+        </w:rPr>
+        <w:t>上游装置（中压加裂、高压加裂、催拆改制、渣加、延迟焦化、汽柴油加氢、重整、催化、芳烃、乙烯）：每类装置有30种规则（进料、产品侧线、性质的上下限等），30×10=300种</w:t>
+      </w:r>
+    </w:p>
+    <w:p>
+      <w:pPr>
+        <w:rPr>
+          <w:rFonts w:ascii="Times New Roman" w:hAnsi="Times New Roman" w:eastAsia="仿宋_GB2312" w:cs="Times New Roman"/>
+        </w:rPr>
+      </w:pPr>
+      <w:r>
+        <w:rPr>
+          <w:rFonts w:ascii="Times New Roman" w:hAnsi="Times New Roman" w:eastAsia="仿宋_GB2312" w:cs="Times New Roman"/>
+        </w:rPr>
+        <w:t>下游装置（s-zorb、航煤加氢、PTA、轻烃回收、气分、MTBE、溶脱、油浆拔头、聚酯、聚烯烃）：每类装置有10种规则（进料、产品、性质的上下限等），10×10=100种</w:t>
+      </w:r>
+    </w:p>
+    <w:p>
+      <w:pPr>
+        <w:pStyle w:val="2"/>
+      </w:pPr>
+      <w:r>
+        <w:rPr>
+          <w:rFonts w:hint="eastAsia"/>
+        </w:rPr>
+        <w:t>罐区类（</w:t>
+      </w:r>
+      <w:r>
+        <w:t>50种）</w:t>
+      </w:r>
+    </w:p>
+    <w:p>
+      <w:pPr>
+        <w:rPr>
+          <w:rFonts w:hint="eastAsia" w:ascii="Times New Roman" w:hAnsi="Times New Roman" w:eastAsia="仿宋_GB2312" w:cs="Times New Roman"/>
+        </w:rPr>
+      </w:pPr>
+      <w:r>
+        <w:rPr>
+          <w:rFonts w:ascii="Times New Roman" w:hAnsi="Times New Roman" w:eastAsia="仿宋_GB2312" w:cs="Times New Roman"/>
+        </w:rPr>
+        <w:t>实体罐</w:t>
+      </w:r>
+      <w:r>
+        <w:rPr>
+          <w:rFonts w:hint="eastAsia" w:ascii="Times New Roman" w:hAnsi="Times New Roman" w:eastAsia="仿宋_GB2312" w:cs="Times New Roman"/>
+        </w:rPr>
+        <w:t>（汽油3、柴油2、煤油1、芳烃、加氢料、轻烃、渣油、蜡油等）1</w:t>
+      </w:r>
+      <w:r>
+        <w:rPr>
+          <w:rFonts w:ascii="Times New Roman" w:hAnsi="Times New Roman" w:eastAsia="仿宋_GB2312" w:cs="Times New Roman"/>
+        </w:rPr>
+        <w:t>0</w:t>
+      </w:r>
+      <w:r>
+        <w:rPr>
+          <w:rFonts w:hint="eastAsia" w:ascii="Times New Roman" w:hAnsi="Times New Roman" w:eastAsia="仿宋_GB2312" w:cs="Times New Roman"/>
+        </w:rPr>
+        <w:t>类罐子</w:t>
+      </w:r>
+      <w:r>
+        <w:rPr>
+          <w:rFonts w:ascii="Times New Roman" w:hAnsi="Times New Roman" w:eastAsia="仿宋_GB2312" w:cs="Times New Roman"/>
+        </w:rPr>
+        <w:t>（</w:t>
+      </w:r>
+      <w:r>
+        <w:rPr>
+          <w:rFonts w:hint="eastAsia" w:ascii="Times New Roman" w:hAnsi="Times New Roman" w:eastAsia="仿宋_GB2312" w:cs="Times New Roman"/>
+        </w:rPr>
+        <w:t>每类5</w:t>
+      </w:r>
+      <w:r>
+        <w:rPr>
+          <w:rFonts w:ascii="Times New Roman" w:hAnsi="Times New Roman" w:eastAsia="仿宋_GB2312" w:cs="Times New Roman"/>
+        </w:rPr>
+        <w:t>条，只能收油、只能付油、可以同时收付、调整库存上下限、检修、调整收油种类等）</w:t>
+      </w:r>
+    </w:p>
+    <w:p>
+      <w:pPr>
+        <w:pStyle w:val="2"/>
+      </w:pPr>
+      <w:r>
+        <w:t>调合</w:t>
+      </w:r>
+      <w:r>
+        <w:rPr>
+          <w:rFonts w:hint="eastAsia"/>
+        </w:rPr>
+        <w:t>类</w:t>
+      </w:r>
+      <w:r>
+        <w:t>（150种）</w:t>
+      </w:r>
+    </w:p>
+    <w:p>
+      <w:pPr>
+        <w:rPr>
+          <w:rFonts w:ascii="Times New Roman" w:hAnsi="Times New Roman" w:eastAsia="仿宋_GB2312" w:cs="Times New Roman"/>
+        </w:rPr>
+      </w:pPr>
+      <w:r>
+        <w:rPr>
+          <w:rFonts w:ascii="Times New Roman" w:hAnsi="Times New Roman" w:eastAsia="仿宋_GB2312" w:cs="Times New Roman"/>
+        </w:rPr>
+        <w:t>92汽油 95汽油 98汽油 0#柴油 -20#柴油 航煤 船燃 等6-8种产品调合，参调组分（5个左右）、组分流量、组分配方、性质（10种）：8×（5×2+10）等于约</w:t>
+      </w:r>
+      <w:r>
+        <w:rPr>
+          <w:rFonts w:hint="eastAsia" w:ascii="Times New Roman" w:hAnsi="Times New Roman" w:eastAsia="仿宋_GB2312" w:cs="Times New Roman"/>
+        </w:rPr>
+        <w:t>1</w:t>
+      </w:r>
+      <w:r>
+        <w:rPr>
+          <w:rFonts w:ascii="Times New Roman" w:hAnsi="Times New Roman" w:eastAsia="仿宋_GB2312" w:cs="Times New Roman"/>
+        </w:rPr>
+        <w:t>50~160种</w:t>
+      </w:r>
+    </w:p>
+    <w:p>
+      <w:pPr>
+        <w:pStyle w:val="2"/>
+        <w:rPr>
+          <w:rFonts w:hint="default" w:eastAsia="仿宋_GB2312"/>
+          <w:lang w:val="en-US" w:eastAsia="zh-CN"/>
+        </w:rPr>
+      </w:pPr>
+      <w:r>
+        <w:t>产品</w:t>
+      </w:r>
+      <w:r>
+        <w:rPr>
+          <w:rFonts w:hint="eastAsia"/>
+        </w:rPr>
+        <w:t>类</w:t>
+      </w:r>
+      <w:r>
+        <w:t>（100种）</w:t>
+      </w:r>
+      <w:r>
+        <w:rPr>
+          <w:rFonts w:hint="eastAsia"/>
+          <w:lang w:val="en-US" w:eastAsia="zh-CN"/>
+        </w:rPr>
+        <w:t>汽油、柴油、塑料</w:t>
+      </w:r>
+    </w:p>
+    <w:p>
+      <w:pPr>
+        <w:rPr>
+          <w:rFonts w:ascii="Times New Roman" w:hAnsi="Times New Roman" w:eastAsia="仿宋_GB2312" w:cs="Times New Roman"/>
+        </w:rPr>
+      </w:pPr>
+      <w:r>
+        <w:rPr>
+          <w:rFonts w:ascii="Times New Roman" w:hAnsi="Times New Roman" w:eastAsia="仿宋_GB2312" w:cs="Times New Roman"/>
+        </w:rPr>
+        <w:t>总计50种产品，每种产品的每日产量上下限，调度周期总产量上下限，50*2=100</w:t>
+      </w:r>
+    </w:p>
+    <w:p>
+      <w:pPr>
+        <w:pStyle w:val="2"/>
+      </w:pPr>
+      <w:bookmarkStart w:id="0" w:name="OLE_LINK1"/>
+      <w:r>
+        <w:t>停工调度规则（100种）</w:t>
+      </w:r>
+    </w:p>
+    <w:bookmarkEnd w:id="0"/>
+    <w:p>
+      <w:pPr>
+        <w:rPr>
+          <w:rFonts w:ascii="Times New Roman" w:hAnsi="Times New Roman" w:eastAsia="仿宋_GB2312" w:cs="Times New Roman"/>
+        </w:rPr>
+      </w:pPr>
+      <w:r>
+        <w:rPr>
+          <w:rFonts w:ascii="Times New Roman" w:hAnsi="Times New Roman" w:eastAsia="仿宋_GB2312" w:cs="Times New Roman"/>
+        </w:rPr>
+        <w:t>炼油装置10类，每类装置有11种规则，包括负荷变化幅度约束、负荷切换次数约束、停工持续时间约束、停机连续性（不能频繁启停）、停机前降负荷过渡期（不能一下从100%降到0）、停工后加负荷过渡期（不能一下从0加到100%）、停工前进料库存清空、停工前下游装置进料及产品库存备罐、停工期间外购料约束、复工后各装置负荷恢复至正常工况、复工后生产偏差补偿，共10*11=110种</w:t>
+      </w:r>
+    </w:p>
+    <w:p>
+      <w:pPr>
+        <w:pStyle w:val="2"/>
+      </w:pPr>
+      <w:r>
+        <w:rPr>
+          <w:rFonts w:hint="eastAsia"/>
+        </w:rPr>
+        <w:t>流程特征和协同规则</w:t>
+      </w:r>
+      <w:r>
+        <w:t>（100种）</w:t>
+      </w:r>
+    </w:p>
+    <w:p>
+      <w:pPr>
+        <w:rPr>
+          <w:rFonts w:hint="eastAsia" w:ascii="Times New Roman" w:hAnsi="Times New Roman" w:eastAsia="仿宋_GB2312" w:cs="Times New Roman"/>
+        </w:rPr>
+      </w:pPr>
+      <w:r>
+        <w:rPr>
+          <w:rFonts w:ascii="Times New Roman" w:hAnsi="Times New Roman" w:eastAsia="仿宋_GB2312" w:cs="Times New Roman"/>
+        </w:rPr>
+        <w:t>物料流向规则（约30条）</w:t>
+      </w:r>
+      <w:r>
+        <w:rPr>
+          <w:rFonts w:hint="eastAsia" w:ascii="Times New Roman" w:hAnsi="Times New Roman" w:eastAsia="仿宋_GB2312" w:cs="Times New Roman"/>
+        </w:rPr>
+        <w:t>；</w:t>
+      </w:r>
+      <w:r>
+        <w:rPr>
+          <w:rFonts w:ascii="Times New Roman" w:hAnsi="Times New Roman" w:eastAsia="仿宋_GB2312" w:cs="Times New Roman"/>
+        </w:rPr>
+        <w:t>常压装置协同规则（约20条）</w:t>
+      </w:r>
+      <w:r>
+        <w:rPr>
+          <w:rFonts w:hint="eastAsia" w:ascii="Times New Roman" w:hAnsi="Times New Roman" w:eastAsia="仿宋_GB2312" w:cs="Times New Roman"/>
+        </w:rPr>
+        <w:t>；</w:t>
+      </w:r>
+      <w:r>
+        <w:rPr>
+          <w:rFonts w:ascii="Times New Roman" w:hAnsi="Times New Roman" w:eastAsia="仿宋_GB2312" w:cs="Times New Roman"/>
+        </w:rPr>
+        <w:t>催化装置协同规则（约10条）</w:t>
+      </w:r>
+      <w:r>
+        <w:rPr>
+          <w:rFonts w:hint="eastAsia" w:ascii="Times New Roman" w:hAnsi="Times New Roman" w:eastAsia="仿宋_GB2312" w:cs="Times New Roman"/>
+        </w:rPr>
+        <w:t>；</w:t>
+      </w:r>
+      <w:r>
+        <w:rPr>
+          <w:rFonts w:ascii="Times New Roman" w:hAnsi="Times New Roman" w:eastAsia="仿宋_GB2312" w:cs="Times New Roman"/>
+        </w:rPr>
+        <w:t>加氢装置协同规则（约10条）</w:t>
+      </w:r>
+      <w:r>
+        <w:rPr>
+          <w:rFonts w:hint="eastAsia" w:ascii="Times New Roman" w:hAnsi="Times New Roman" w:eastAsia="仿宋_GB2312" w:cs="Times New Roman"/>
+        </w:rPr>
+        <w:t>；</w:t>
+      </w:r>
+      <w:r>
+        <w:rPr>
+          <w:rFonts w:ascii="Times New Roman" w:hAnsi="Times New Roman" w:eastAsia="仿宋_GB2312" w:cs="Times New Roman"/>
+        </w:rPr>
+        <w:t>芳烃链（重整-PX-PTA）协同规则（约10条）</w:t>
+      </w:r>
+      <w:r>
+        <w:rPr>
+          <w:rFonts w:hint="eastAsia" w:ascii="Times New Roman" w:hAnsi="Times New Roman" w:eastAsia="仿宋_GB2312" w:cs="Times New Roman"/>
+        </w:rPr>
+        <w:t>；</w:t>
+      </w:r>
+      <w:r>
+        <w:rPr>
+          <w:rFonts w:ascii="Times New Roman" w:hAnsi="Times New Roman" w:eastAsia="仿宋_GB2312" w:cs="Times New Roman"/>
+        </w:rPr>
+        <w:t>烯烃链（乙烯-塑料）协同规则（约10条）</w:t>
+      </w:r>
+      <w:r>
+        <w:rPr>
+          <w:rFonts w:hint="eastAsia" w:ascii="Times New Roman" w:hAnsi="Times New Roman" w:eastAsia="仿宋_GB2312" w:cs="Times New Roman"/>
+        </w:rPr>
+        <w:t>；</w:t>
+      </w:r>
+      <w:r>
+        <w:rPr>
+          <w:rFonts w:ascii="Times New Roman" w:hAnsi="Times New Roman" w:eastAsia="仿宋_GB2312" w:cs="Times New Roman"/>
+        </w:rPr>
+        <w:t>聚酯链（PTA-MEG-PET）协同规则（约10条）</w:t>
+      </w:r>
+      <w:r>
+        <w:rPr>
+          <w:rFonts w:hint="eastAsia" w:ascii="Times New Roman" w:hAnsi="Times New Roman" w:eastAsia="仿宋_GB2312" w:cs="Times New Roman"/>
+        </w:rPr>
+        <w:t>；</w:t>
+      </w:r>
+      <w:r>
+        <w:rPr>
+          <w:rFonts w:ascii="Times New Roman" w:hAnsi="Times New Roman" w:eastAsia="仿宋_GB2312" w:cs="Times New Roman"/>
+        </w:rPr>
+        <w:tab/>
+      </w:r>
+      <w:r>
+        <w:rPr>
+          <w:rFonts w:ascii="Times New Roman" w:hAnsi="Times New Roman" w:eastAsia="仿宋_GB2312" w:cs="Times New Roman"/>
+        </w:rPr>
+        <w:t>纺丝前纺与后纺协同规则（约10条）</w:t>
+      </w:r>
+      <w:r>
+        <w:rPr>
+          <w:rFonts w:hint="eastAsia" w:ascii="Times New Roman" w:hAnsi="Times New Roman" w:eastAsia="仿宋_GB2312" w:cs="Times New Roman"/>
+        </w:rPr>
+        <w:t>；</w:t>
+      </w:r>
+      <w:r>
+        <w:rPr>
+          <w:rFonts w:ascii="Times New Roman" w:hAnsi="Times New Roman" w:eastAsia="仿宋_GB2312" w:cs="Times New Roman"/>
+        </w:rPr>
+        <w:t>中间罐区缓冲与调合协同规则（约10条）</w:t>
+      </w:r>
+    </w:p>
+    <w:p>
+      <w:pPr>
+        <w:pStyle w:val="2"/>
+      </w:pPr>
+      <w:r>
+        <w:rPr>
+          <w:rFonts w:hint="eastAsia"/>
+        </w:rPr>
+        <w:t>调度经验规则</w:t>
+      </w:r>
+      <w:r>
+        <w:t>（</w:t>
+      </w:r>
+      <w:r>
+        <w:rPr>
+          <w:rFonts w:hint="eastAsia"/>
+        </w:rPr>
+        <w:t>1</w:t>
+      </w:r>
+      <w:r>
+        <w:t>00</w:t>
+      </w:r>
+      <w:r>
+        <w:rPr>
+          <w:rFonts w:hint="eastAsia"/>
+        </w:rPr>
+        <w:t>种</w:t>
+      </w:r>
+      <w:r>
+        <w:t>）</w:t>
+      </w:r>
+    </w:p>
+    <w:p>
+      <w:pPr>
+        <w:rPr>
+          <w:rFonts w:hint="eastAsia" w:ascii="Times New Roman" w:hAnsi="Times New Roman" w:eastAsia="仿宋_GB2312" w:cs="Times New Roman"/>
+        </w:rPr>
+      </w:pPr>
+      <w:r>
+        <w:rPr>
+          <w:rFonts w:ascii="Times New Roman" w:hAnsi="Times New Roman" w:eastAsia="仿宋_GB2312" w:cs="Times New Roman"/>
+        </w:rPr>
+        <w:t>装置运行模型切换（10条左右，取决于具备多种工作模式的装置数量）</w:t>
+      </w:r>
+      <w:r>
+        <w:rPr>
+          <w:rFonts w:hint="eastAsia" w:ascii="Times New Roman" w:hAnsi="Times New Roman" w:eastAsia="仿宋_GB2312" w:cs="Times New Roman"/>
+        </w:rPr>
+        <w:t>；</w:t>
+      </w:r>
+      <w:r>
+        <w:rPr>
+          <w:rFonts w:ascii="Times New Roman" w:hAnsi="Times New Roman" w:eastAsia="仿宋_GB2312" w:cs="Times New Roman"/>
+        </w:rPr>
+        <w:t>物性平滑规则（约15-20条）</w:t>
+      </w:r>
+      <w:r>
+        <w:rPr>
+          <w:rFonts w:hint="eastAsia" w:ascii="Times New Roman" w:hAnsi="Times New Roman" w:eastAsia="仿宋_GB2312" w:cs="Times New Roman"/>
+        </w:rPr>
+        <w:t>；</w:t>
+      </w:r>
+      <w:r>
+        <w:rPr>
+          <w:rFonts w:ascii="Times New Roman" w:hAnsi="Times New Roman" w:eastAsia="仿宋_GB2312" w:cs="Times New Roman"/>
+        </w:rPr>
+        <w:t>负荷联动规则（约10-15条）</w:t>
+      </w:r>
+      <w:r>
+        <w:rPr>
+          <w:rFonts w:hint="eastAsia" w:ascii="Times New Roman" w:hAnsi="Times New Roman" w:eastAsia="仿宋_GB2312" w:cs="Times New Roman"/>
+        </w:rPr>
+        <w:t>；</w:t>
+      </w:r>
+      <w:r>
+        <w:rPr>
+          <w:rFonts w:ascii="Times New Roman" w:hAnsi="Times New Roman" w:eastAsia="仿宋_GB2312" w:cs="Times New Roman"/>
+        </w:rPr>
+        <w:t>操作频次规则（约15条）</w:t>
+      </w:r>
+      <w:r>
+        <w:rPr>
+          <w:rFonts w:hint="eastAsia" w:ascii="Times New Roman" w:hAnsi="Times New Roman" w:eastAsia="仿宋_GB2312" w:cs="Times New Roman"/>
+        </w:rPr>
+        <w:t>；</w:t>
+      </w:r>
+      <w:r>
+        <w:rPr>
+          <w:rFonts w:ascii="Times New Roman" w:hAnsi="Times New Roman" w:eastAsia="仿宋_GB2312" w:cs="Times New Roman"/>
+        </w:rPr>
+        <w:t>安全边际规则（约10条）</w:t>
+      </w:r>
+      <w:r>
+        <w:rPr>
+          <w:rFonts w:hint="eastAsia" w:ascii="Times New Roman" w:hAnsi="Times New Roman" w:eastAsia="仿宋_GB2312" w:cs="Times New Roman"/>
+        </w:rPr>
+        <w:t>；</w:t>
+      </w:r>
+      <w:r>
+        <w:rPr>
+          <w:rFonts w:ascii="Times New Roman" w:hAnsi="Times New Roman" w:eastAsia="仿宋_GB2312" w:cs="Times New Roman"/>
+        </w:rPr>
+        <w:t>库位平衡规则（约10条）</w:t>
+      </w:r>
+      <w:r>
+        <w:rPr>
+          <w:rFonts w:hint="eastAsia" w:ascii="Times New Roman" w:hAnsi="Times New Roman" w:eastAsia="仿宋_GB2312" w:cs="Times New Roman"/>
+        </w:rPr>
+        <w:t>；</w:t>
+      </w:r>
+      <w:r>
+        <w:rPr>
+          <w:rFonts w:ascii="Times New Roman" w:hAnsi="Times New Roman" w:eastAsia="仿宋_GB2312" w:cs="Times New Roman"/>
+        </w:rPr>
+        <w:t>预防性腾挪规则（约10条）</w:t>
+      </w:r>
+      <w:r>
+        <w:rPr>
+          <w:rFonts w:hint="eastAsia" w:ascii="Times New Roman" w:hAnsi="Times New Roman" w:eastAsia="仿宋_GB2312" w:cs="Times New Roman"/>
+        </w:rPr>
+        <w:t>；</w:t>
+      </w:r>
+      <w:r>
+        <w:rPr>
+          <w:rFonts w:ascii="Times New Roman" w:hAnsi="Times New Roman" w:eastAsia="仿宋_GB2312" w:cs="Times New Roman"/>
+        </w:rPr>
+        <w:t>效益优先规则（约10条）</w:t>
+      </w:r>
+      <w:r>
+        <w:rPr>
+          <w:rFonts w:hint="eastAsia" w:ascii="Times New Roman" w:hAnsi="Times New Roman" w:eastAsia="仿宋_GB2312" w:cs="Times New Roman"/>
+        </w:rPr>
+        <w:t>；</w:t>
+      </w:r>
+      <w:r>
+        <w:rPr>
+          <w:rFonts w:ascii="Times New Roman" w:hAnsi="Times New Roman" w:eastAsia="仿宋_GB2312" w:cs="Times New Roman"/>
+        </w:rPr>
+        <w:t>能耗成本规则（约10条）</w:t>
+      </w:r>
+      <w:r>
+        <w:rPr>
+          <w:rFonts w:hint="eastAsia" w:ascii="Times New Roman" w:hAnsi="Times New Roman" w:eastAsia="仿宋_GB2312" w:cs="Times New Roman"/>
+        </w:rPr>
+        <w:t>；</w:t>
+      </w:r>
+      <w:r>
+        <w:rPr>
+          <w:rFonts w:ascii="Times New Roman" w:hAnsi="Times New Roman" w:eastAsia="仿宋_GB2312" w:cs="Times New Roman"/>
+        </w:rPr>
+        <w:t>质量“卡边”规则（约5-10条）</w:t>
+      </w:r>
+      <w:r>
+        <w:rPr>
+          <w:rFonts w:hint="eastAsia" w:ascii="Times New Roman" w:hAnsi="Times New Roman" w:eastAsia="仿宋_GB2312" w:cs="Times New Roman"/>
+        </w:rPr>
+        <w:t>；</w:t>
+      </w:r>
+      <w:r>
+        <w:rPr>
+          <w:rFonts w:ascii="Times New Roman" w:hAnsi="Times New Roman" w:eastAsia="仿宋_GB2312" w:cs="Times New Roman"/>
+        </w:rPr>
+        <w:t>故障导向规则（约10条）</w:t>
+      </w:r>
+      <w:r>
+        <w:rPr>
+          <w:rFonts w:hint="eastAsia" w:ascii="Times New Roman" w:hAnsi="Times New Roman" w:eastAsia="仿宋_GB2312" w:cs="Times New Roman"/>
+        </w:rPr>
+        <w:t>；</w:t>
+      </w:r>
+      <w:r>
+        <w:rPr>
+          <w:rFonts w:ascii="Times New Roman" w:hAnsi="Times New Roman" w:eastAsia="仿宋_GB2312" w:cs="Times New Roman"/>
+        </w:rPr>
+        <w:t>指标超差处理（约10条）</w:t>
+      </w:r>
+      <w:r>
+        <w:rPr>
+          <w:rFonts w:hint="eastAsia" w:ascii="Times New Roman" w:hAnsi="Times New Roman" w:eastAsia="仿宋_GB2312" w:cs="Times New Roman"/>
+        </w:rPr>
+        <w:t>；</w:t>
+      </w:r>
+      <w:r>
+        <w:rPr>
+          <w:rFonts w:ascii="Times New Roman" w:hAnsi="Times New Roman" w:eastAsia="仿宋_GB2312" w:cs="Times New Roman"/>
+        </w:rPr>
+        <w:t>极端天气/外部中断（约5-10条）</w:t>
       </w:r>
       <w:bookmarkStart w:id="1" w:name="_GoBack"/>
       <w:bookmarkEnd w:id="1"/>
-      <w:r>
-        <w:rPr>
-          <w:rFonts w:ascii="Times New Roman" w:hAnsi="Times New Roman" w:eastAsia="仿宋_GB2312" w:cs="Times New Roman"/>
-        </w:rPr>
-        <w:t>减压装置供油的原油罐数量上下限（1）</w:t>
-      </w:r>
-      <w:r>
-        <w:rPr>
-          <w:rFonts w:hint="eastAsia" w:ascii="Times New Roman" w:hAnsi="Times New Roman" w:eastAsia="仿宋_GB2312" w:cs="Times New Roman"/>
-        </w:rPr>
-        <w:t>；</w:t>
-      </w:r>
-      <w:r>
-        <w:rPr>
-          <w:rFonts w:ascii="Times New Roman" w:hAnsi="Times New Roman" w:eastAsia="仿宋_GB2312" w:cs="Times New Roman"/>
-        </w:rPr>
-        <w:t>原油罐收油速率上下限约束（1*10=10）</w:t>
-      </w:r>
-      <w:r>
-        <w:rPr>
-          <w:rFonts w:hint="eastAsia" w:ascii="Times New Roman" w:hAnsi="Times New Roman" w:eastAsia="仿宋_GB2312" w:cs="Times New Roman"/>
-        </w:rPr>
-        <w:t>；</w:t>
-      </w:r>
-      <w:r>
-        <w:rPr>
-          <w:rFonts w:ascii="Times New Roman" w:hAnsi="Times New Roman" w:eastAsia="仿宋_GB2312" w:cs="Times New Roman"/>
-        </w:rPr>
-        <w:t>进厂原油在调度期内需要全部收完（1）</w:t>
-      </w:r>
-      <w:r>
-        <w:rPr>
-          <w:rFonts w:hint="eastAsia" w:ascii="Times New Roman" w:hAnsi="Times New Roman" w:eastAsia="仿宋_GB2312" w:cs="Times New Roman"/>
-        </w:rPr>
-        <w:t>；</w:t>
-      </w:r>
-      <w:r>
-        <w:rPr>
-          <w:rFonts w:ascii="Times New Roman" w:hAnsi="Times New Roman" w:eastAsia="仿宋_GB2312" w:cs="Times New Roman"/>
-        </w:rPr>
-        <w:t>原油收油罐选择规则（1）</w:t>
-      </w:r>
-    </w:p>
-    <w:p>
-      <w:pPr>
-        <w:pStyle w:val="2"/>
-      </w:pPr>
-      <w:r>
-        <w:rPr>
-          <w:rFonts w:hint="eastAsia"/>
-        </w:rPr>
-        <w:t>装置类（</w:t>
-      </w:r>
-      <w:r>
-        <w:t>550种）</w:t>
-      </w:r>
-    </w:p>
-    <w:p>
-      <w:pPr>
-        <w:rPr>
-          <w:rFonts w:ascii="Times New Roman" w:hAnsi="Times New Roman" w:eastAsia="仿宋_GB2312" w:cs="Times New Roman"/>
-        </w:rPr>
-      </w:pPr>
-      <w:r>
-        <w:rPr>
-          <w:rFonts w:ascii="Times New Roman" w:hAnsi="Times New Roman" w:eastAsia="仿宋_GB2312" w:cs="Times New Roman"/>
-        </w:rPr>
-        <w:t>一次装置常减压：每年加工30种原油，每种原油有加工量和配方上下限（30×2=60）；常减压进料的上下限和性质的上下限（20）、侧线收率上下限（10）、10个侧线性质上下限（10×6=60），60+20+10+60=150种</w:t>
-      </w:r>
-    </w:p>
-    <w:p>
-      <w:pPr>
-        <w:rPr>
-          <w:rFonts w:ascii="Times New Roman" w:hAnsi="Times New Roman" w:eastAsia="仿宋_GB2312" w:cs="Times New Roman"/>
-        </w:rPr>
-      </w:pPr>
-      <w:r>
-        <w:rPr>
-          <w:rFonts w:ascii="Times New Roman" w:hAnsi="Times New Roman" w:eastAsia="仿宋_GB2312" w:cs="Times New Roman"/>
-        </w:rPr>
-        <w:t>上游装置（中压加裂、高压加裂、催拆改制、渣加、延迟焦化、汽柴油加氢、重整、催化、芳烃、乙烯）：每类装置有30种规则（进料、产品侧线、性质的上下限等），30×10=300种</w:t>
-      </w:r>
-    </w:p>
-    <w:p>
-      <w:pPr>
-        <w:rPr>
-          <w:rFonts w:ascii="Times New Roman" w:hAnsi="Times New Roman" w:eastAsia="仿宋_GB2312" w:cs="Times New Roman"/>
-        </w:rPr>
-      </w:pPr>
-      <w:r>
-        <w:rPr>
-          <w:rFonts w:ascii="Times New Roman" w:hAnsi="Times New Roman" w:eastAsia="仿宋_GB2312" w:cs="Times New Roman"/>
-        </w:rPr>
-        <w:t>下游装置（s-zorb、航煤加氢、PTA、轻烃回收、气分、MTBE、溶脱、油浆拔头、聚酯、聚烯烃）：每类装置有10种规则（进料、产品、性质的上下限等），10×10=100种</w:t>
-      </w:r>
-    </w:p>
-    <w:p>
-      <w:pPr>
-        <w:pStyle w:val="2"/>
-      </w:pPr>
-      <w:r>
-        <w:rPr>
-          <w:rFonts w:hint="eastAsia"/>
-        </w:rPr>
-        <w:t>罐区类（</w:t>
-      </w:r>
-      <w:r>
-        <w:t>50种）</w:t>
-      </w:r>
-    </w:p>
-    <w:p>
-      <w:pPr>
-        <w:rPr>
-          <w:rFonts w:hint="eastAsia" w:ascii="Times New Roman" w:hAnsi="Times New Roman" w:eastAsia="仿宋_GB2312" w:cs="Times New Roman"/>
-        </w:rPr>
-      </w:pPr>
-      <w:r>
-        <w:rPr>
-          <w:rFonts w:ascii="Times New Roman" w:hAnsi="Times New Roman" w:eastAsia="仿宋_GB2312" w:cs="Times New Roman"/>
-        </w:rPr>
-        <w:t>实体罐</w:t>
-      </w:r>
-      <w:r>
-        <w:rPr>
-          <w:rFonts w:hint="eastAsia" w:ascii="Times New Roman" w:hAnsi="Times New Roman" w:eastAsia="仿宋_GB2312" w:cs="Times New Roman"/>
-        </w:rPr>
-        <w:t>（汽油3、柴油2、煤油1、芳烃、加氢料、轻烃、渣油、蜡油等）1</w:t>
-      </w:r>
-      <w:r>
-        <w:rPr>
-          <w:rFonts w:ascii="Times New Roman" w:hAnsi="Times New Roman" w:eastAsia="仿宋_GB2312" w:cs="Times New Roman"/>
-        </w:rPr>
-        <w:t>0</w:t>
-      </w:r>
-      <w:r>
-        <w:rPr>
-          <w:rFonts w:hint="eastAsia" w:ascii="Times New Roman" w:hAnsi="Times New Roman" w:eastAsia="仿宋_GB2312" w:cs="Times New Roman"/>
-        </w:rPr>
-        <w:t>类罐子</w:t>
-      </w:r>
-      <w:r>
-        <w:rPr>
-          <w:rFonts w:ascii="Times New Roman" w:hAnsi="Times New Roman" w:eastAsia="仿宋_GB2312" w:cs="Times New Roman"/>
-        </w:rPr>
-        <w:t>（</w:t>
-      </w:r>
-      <w:r>
-        <w:rPr>
-          <w:rFonts w:hint="eastAsia" w:ascii="Times New Roman" w:hAnsi="Times New Roman" w:eastAsia="仿宋_GB2312" w:cs="Times New Roman"/>
-        </w:rPr>
-        <w:t>每类5</w:t>
-      </w:r>
-      <w:r>
-        <w:rPr>
-          <w:rFonts w:ascii="Times New Roman" w:hAnsi="Times New Roman" w:eastAsia="仿宋_GB2312" w:cs="Times New Roman"/>
-        </w:rPr>
-        <w:t>条，只能收油、只能付油、可以同时收付、调整库存上下限、检修、调整收油种类等）</w:t>
-      </w:r>
-    </w:p>
-    <w:p>
-      <w:pPr>
-        <w:pStyle w:val="2"/>
-      </w:pPr>
-      <w:r>
-        <w:t>调合</w:t>
-      </w:r>
-      <w:r>
-        <w:rPr>
-          <w:rFonts w:hint="eastAsia"/>
-        </w:rPr>
-        <w:t>类</w:t>
-      </w:r>
-      <w:r>
-        <w:t>（150种）</w:t>
-      </w:r>
-    </w:p>
-    <w:p>
-      <w:pPr>
-        <w:rPr>
-          <w:rFonts w:ascii="Times New Roman" w:hAnsi="Times New Roman" w:eastAsia="仿宋_GB2312" w:cs="Times New Roman"/>
-        </w:rPr>
-      </w:pPr>
-      <w:r>
-        <w:rPr>
-          <w:rFonts w:ascii="Times New Roman" w:hAnsi="Times New Roman" w:eastAsia="仿宋_GB2312" w:cs="Times New Roman"/>
-        </w:rPr>
-        <w:t>92汽油 95汽油 98汽油 0#柴油 -20#柴油 航煤 船燃 等6-8种产品调合，参调组分（5个左右）、组分流量、组分配方、性质（10种）：8×（5×2+10）等于约</w:t>
-      </w:r>
-      <w:r>
-        <w:rPr>
-          <w:rFonts w:hint="eastAsia" w:ascii="Times New Roman" w:hAnsi="Times New Roman" w:eastAsia="仿宋_GB2312" w:cs="Times New Roman"/>
-        </w:rPr>
-        <w:t>1</w:t>
-      </w:r>
-      <w:r>
-        <w:rPr>
-          <w:rFonts w:ascii="Times New Roman" w:hAnsi="Times New Roman" w:eastAsia="仿宋_GB2312" w:cs="Times New Roman"/>
-        </w:rPr>
-        <w:t>50~160种</w:t>
-      </w:r>
-    </w:p>
-    <w:p>
-      <w:pPr>
-        <w:pStyle w:val="2"/>
-      </w:pPr>
-      <w:r>
-        <w:t>产品</w:t>
-      </w:r>
-      <w:r>
-        <w:rPr>
-          <w:rFonts w:hint="eastAsia"/>
-        </w:rPr>
-        <w:t>类</w:t>
-      </w:r>
-      <w:r>
-        <w:t>（100种）</w:t>
-      </w:r>
-    </w:p>
-    <w:p>
-      <w:pPr>
-        <w:rPr>
-          <w:rFonts w:ascii="Times New Roman" w:hAnsi="Times New Roman" w:eastAsia="仿宋_GB2312" w:cs="Times New Roman"/>
-        </w:rPr>
-      </w:pPr>
-      <w:r>
-        <w:rPr>
-          <w:rFonts w:ascii="Times New Roman" w:hAnsi="Times New Roman" w:eastAsia="仿宋_GB2312" w:cs="Times New Roman"/>
-        </w:rPr>
-        <w:t>总计50种产品，每种产品的每日产量上下限，调度周期总产量上下限，50*2=100</w:t>
-      </w:r>
-    </w:p>
-    <w:p>
-      <w:pPr>
-        <w:pStyle w:val="2"/>
-      </w:pPr>
-      <w:bookmarkStart w:id="0" w:name="OLE_LINK1"/>
-      <w:r>
-        <w:t>停工调度规则（100种）</w:t>
-      </w:r>
-    </w:p>
-    <w:bookmarkEnd w:id="0"/>
-    <w:p>
-      <w:pPr>
-        <w:rPr>
-          <w:rFonts w:ascii="Times New Roman" w:hAnsi="Times New Roman" w:eastAsia="仿宋_GB2312" w:cs="Times New Roman"/>
-        </w:rPr>
-      </w:pPr>
-      <w:r>
-        <w:rPr>
-          <w:rFonts w:ascii="Times New Roman" w:hAnsi="Times New Roman" w:eastAsia="仿宋_GB2312" w:cs="Times New Roman"/>
-        </w:rPr>
-        <w:t>炼油装置10类，每类装置有11种规则，包括负荷变化幅度约束、负荷切换次数约束、停工持续时间约束、停机连续性（不能频繁启停）、停机前降负荷过渡期（不能一下从100%降到0）、停工后加负荷过渡期（不能一下从0加到100%）、停工前进料库存清空、停工前下游装置进料及产品库存备罐、停工期间外购料约束、复工后各装置负荷恢复至正常工况、复工后生产偏差补偿，共10*11=110种</w:t>
-      </w:r>
-    </w:p>
-    <w:p>
-      <w:pPr>
-        <w:pStyle w:val="2"/>
-      </w:pPr>
-      <w:r>
-        <w:rPr>
-          <w:rFonts w:hint="eastAsia"/>
-        </w:rPr>
-        <w:t>流程特征和协同规则</w:t>
-      </w:r>
-      <w:r>
-        <w:t>（100种）</w:t>
-      </w:r>
-    </w:p>
-    <w:p>
-      <w:pPr>
-        <w:rPr>
-          <w:rFonts w:hint="eastAsia" w:ascii="Times New Roman" w:hAnsi="Times New Roman" w:eastAsia="仿宋_GB2312" w:cs="Times New Roman"/>
-        </w:rPr>
-      </w:pPr>
-      <w:r>
-        <w:rPr>
-          <w:rFonts w:ascii="Times New Roman" w:hAnsi="Times New Roman" w:eastAsia="仿宋_GB2312" w:cs="Times New Roman"/>
-        </w:rPr>
-        <w:t>物料流向规则（约30条）</w:t>
-      </w:r>
-      <w:r>
-        <w:rPr>
-          <w:rFonts w:hint="eastAsia" w:ascii="Times New Roman" w:hAnsi="Times New Roman" w:eastAsia="仿宋_GB2312" w:cs="Times New Roman"/>
-        </w:rPr>
-        <w:t>；</w:t>
-      </w:r>
-      <w:r>
-        <w:rPr>
-          <w:rFonts w:ascii="Times New Roman" w:hAnsi="Times New Roman" w:eastAsia="仿宋_GB2312" w:cs="Times New Roman"/>
-        </w:rPr>
-        <w:t>常压装置协同规则（约20条）</w:t>
-      </w:r>
-      <w:r>
-        <w:rPr>
-          <w:rFonts w:hint="eastAsia" w:ascii="Times New Roman" w:hAnsi="Times New Roman" w:eastAsia="仿宋_GB2312" w:cs="Times New Roman"/>
-        </w:rPr>
-        <w:t>；</w:t>
-      </w:r>
-      <w:r>
-        <w:rPr>
-          <w:rFonts w:ascii="Times New Roman" w:hAnsi="Times New Roman" w:eastAsia="仿宋_GB2312" w:cs="Times New Roman"/>
-        </w:rPr>
-        <w:t>催化装置协同规则（约10条）</w:t>
-      </w:r>
-      <w:r>
-        <w:rPr>
-          <w:rFonts w:hint="eastAsia" w:ascii="Times New Roman" w:hAnsi="Times New Roman" w:eastAsia="仿宋_GB2312" w:cs="Times New Roman"/>
-        </w:rPr>
-        <w:t>；</w:t>
-      </w:r>
-      <w:r>
-        <w:rPr>
-          <w:rFonts w:ascii="Times New Roman" w:hAnsi="Times New Roman" w:eastAsia="仿宋_GB2312" w:cs="Times New Roman"/>
-        </w:rPr>
-        <w:t>加氢装置协同规则（约10条）</w:t>
-      </w:r>
-      <w:r>
-        <w:rPr>
-          <w:rFonts w:hint="eastAsia" w:ascii="Times New Roman" w:hAnsi="Times New Roman" w:eastAsia="仿宋_GB2312" w:cs="Times New Roman"/>
-        </w:rPr>
-        <w:t>；</w:t>
-      </w:r>
-      <w:r>
-        <w:rPr>
-          <w:rFonts w:ascii="Times New Roman" w:hAnsi="Times New Roman" w:eastAsia="仿宋_GB2312" w:cs="Times New Roman"/>
-        </w:rPr>
-        <w:t>芳烃链（重整-PX-PTA）协同规则（约10条）</w:t>
-      </w:r>
-      <w:r>
-        <w:rPr>
-          <w:rFonts w:hint="eastAsia" w:ascii="Times New Roman" w:hAnsi="Times New Roman" w:eastAsia="仿宋_GB2312" w:cs="Times New Roman"/>
-        </w:rPr>
-        <w:t>；</w:t>
-      </w:r>
-      <w:r>
-        <w:rPr>
-          <w:rFonts w:ascii="Times New Roman" w:hAnsi="Times New Roman" w:eastAsia="仿宋_GB2312" w:cs="Times New Roman"/>
-        </w:rPr>
-        <w:t>烯烃链（乙烯-塑料）协同规则（约10条）</w:t>
-      </w:r>
-      <w:r>
-        <w:rPr>
-          <w:rFonts w:hint="eastAsia" w:ascii="Times New Roman" w:hAnsi="Times New Roman" w:eastAsia="仿宋_GB2312" w:cs="Times New Roman"/>
-        </w:rPr>
-        <w:t>；</w:t>
-      </w:r>
-      <w:r>
-        <w:rPr>
-          <w:rFonts w:ascii="Times New Roman" w:hAnsi="Times New Roman" w:eastAsia="仿宋_GB2312" w:cs="Times New Roman"/>
-        </w:rPr>
-        <w:t>聚酯链（PTA-MEG-PET）协同规则（约10条）</w:t>
-      </w:r>
-      <w:r>
-        <w:rPr>
-          <w:rFonts w:hint="eastAsia" w:ascii="Times New Roman" w:hAnsi="Times New Roman" w:eastAsia="仿宋_GB2312" w:cs="Times New Roman"/>
-        </w:rPr>
-        <w:t>；</w:t>
-      </w:r>
-      <w:r>
-        <w:rPr>
-          <w:rFonts w:ascii="Times New Roman" w:hAnsi="Times New Roman" w:eastAsia="仿宋_GB2312" w:cs="Times New Roman"/>
-        </w:rPr>
-        <w:tab/>
-      </w:r>
-      <w:r>
-        <w:rPr>
-          <w:rFonts w:ascii="Times New Roman" w:hAnsi="Times New Roman" w:eastAsia="仿宋_GB2312" w:cs="Times New Roman"/>
-        </w:rPr>
-        <w:t>纺丝前纺与后纺协同规则（约10条）</w:t>
-      </w:r>
-      <w:r>
-        <w:rPr>
-          <w:rFonts w:hint="eastAsia" w:ascii="Times New Roman" w:hAnsi="Times New Roman" w:eastAsia="仿宋_GB2312" w:cs="Times New Roman"/>
-        </w:rPr>
-        <w:t>；</w:t>
-      </w:r>
-      <w:r>
-        <w:rPr>
-          <w:rFonts w:ascii="Times New Roman" w:hAnsi="Times New Roman" w:eastAsia="仿宋_GB2312" w:cs="Times New Roman"/>
-        </w:rPr>
-        <w:t>中间罐区缓冲与调合协同规则（约10条）</w:t>
-      </w:r>
-    </w:p>
-    <w:p>
-      <w:pPr>
-        <w:pStyle w:val="2"/>
-      </w:pPr>
-      <w:r>
-        <w:rPr>
-          <w:rFonts w:hint="eastAsia"/>
-        </w:rPr>
-        <w:t>调度经验规则</w:t>
-      </w:r>
-      <w:r>
-        <w:t>（</w:t>
-      </w:r>
-      <w:r>
-        <w:rPr>
-          <w:rFonts w:hint="eastAsia"/>
-        </w:rPr>
-        <w:t>1</w:t>
-      </w:r>
-      <w:r>
-        <w:t>00</w:t>
-      </w:r>
-      <w:r>
-        <w:rPr>
-          <w:rFonts w:hint="eastAsia"/>
-        </w:rPr>
-        <w:t>种</w:t>
-      </w:r>
-      <w:r>
-        <w:t>）</w:t>
-      </w:r>
-    </w:p>
-    <w:p>
-      <w:pPr>
-        <w:rPr>
-          <w:rFonts w:hint="eastAsia" w:ascii="Times New Roman" w:hAnsi="Times New Roman" w:eastAsia="仿宋_GB2312" w:cs="Times New Roman"/>
-        </w:rPr>
-      </w:pPr>
-      <w:r>
-        <w:rPr>
-          <w:rFonts w:ascii="Times New Roman" w:hAnsi="Times New Roman" w:eastAsia="仿宋_GB2312" w:cs="Times New Roman"/>
-        </w:rPr>
-        <w:t>装置运行模型切换（10条左右，取决于具备多种工作模式的装置数量）</w:t>
-      </w:r>
-      <w:r>
-        <w:rPr>
-          <w:rFonts w:hint="eastAsia" w:ascii="Times New Roman" w:hAnsi="Times New Roman" w:eastAsia="仿宋_GB2312" w:cs="Times New Roman"/>
-        </w:rPr>
-        <w:t>；</w:t>
-      </w:r>
-      <w:r>
-        <w:rPr>
-          <w:rFonts w:ascii="Times New Roman" w:hAnsi="Times New Roman" w:eastAsia="仿宋_GB2312" w:cs="Times New Roman"/>
-        </w:rPr>
-        <w:t>物性平滑规则（约15-20条）</w:t>
-      </w:r>
-      <w:r>
-        <w:rPr>
-          <w:rFonts w:hint="eastAsia" w:ascii="Times New Roman" w:hAnsi="Times New Roman" w:eastAsia="仿宋_GB2312" w:cs="Times New Roman"/>
-        </w:rPr>
-        <w:t>；</w:t>
-      </w:r>
-      <w:r>
-        <w:rPr>
-          <w:rFonts w:ascii="Times New Roman" w:hAnsi="Times New Roman" w:eastAsia="仿宋_GB2312" w:cs="Times New Roman"/>
-        </w:rPr>
-        <w:t>负荷联动规则（约10-15条）</w:t>
-      </w:r>
-      <w:r>
-        <w:rPr>
-          <w:rFonts w:hint="eastAsia" w:ascii="Times New Roman" w:hAnsi="Times New Roman" w:eastAsia="仿宋_GB2312" w:cs="Times New Roman"/>
-        </w:rPr>
-        <w:t>；</w:t>
-      </w:r>
-      <w:r>
-        <w:rPr>
-          <w:rFonts w:ascii="Times New Roman" w:hAnsi="Times New Roman" w:eastAsia="仿宋_GB2312" w:cs="Times New Roman"/>
-        </w:rPr>
-        <w:t>操作频次规则（约15条）</w:t>
-      </w:r>
-      <w:r>
-        <w:rPr>
-          <w:rFonts w:hint="eastAsia" w:ascii="Times New Roman" w:hAnsi="Times New Roman" w:eastAsia="仿宋_GB2312" w:cs="Times New Roman"/>
-        </w:rPr>
-        <w:t>；</w:t>
-      </w:r>
-      <w:r>
-        <w:rPr>
-          <w:rFonts w:ascii="Times New Roman" w:hAnsi="Times New Roman" w:eastAsia="仿宋_GB2312" w:cs="Times New Roman"/>
-        </w:rPr>
-        <w:t>安全边际规则（约10条）</w:t>
-      </w:r>
-      <w:r>
-        <w:rPr>
-          <w:rFonts w:hint="eastAsia" w:ascii="Times New Roman" w:hAnsi="Times New Roman" w:eastAsia="仿宋_GB2312" w:cs="Times New Roman"/>
-        </w:rPr>
-        <w:t>；</w:t>
-      </w:r>
-      <w:r>
-        <w:rPr>
-          <w:rFonts w:ascii="Times New Roman" w:hAnsi="Times New Roman" w:eastAsia="仿宋_GB2312" w:cs="Times New Roman"/>
-        </w:rPr>
-        <w:t>库位平衡规则（约10条）</w:t>
-      </w:r>
-      <w:r>
-        <w:rPr>
-          <w:rFonts w:hint="eastAsia" w:ascii="Times New Roman" w:hAnsi="Times New Roman" w:eastAsia="仿宋_GB2312" w:cs="Times New Roman"/>
-        </w:rPr>
-        <w:t>；</w:t>
-      </w:r>
-      <w:r>
-        <w:rPr>
-          <w:rFonts w:ascii="Times New Roman" w:hAnsi="Times New Roman" w:eastAsia="仿宋_GB2312" w:cs="Times New Roman"/>
-        </w:rPr>
-        <w:t>预防性腾挪规则（约10条）</w:t>
-      </w:r>
-      <w:r>
-        <w:rPr>
-          <w:rFonts w:hint="eastAsia" w:ascii="Times New Roman" w:hAnsi="Times New Roman" w:eastAsia="仿宋_GB2312" w:cs="Times New Roman"/>
-        </w:rPr>
-        <w:t>；</w:t>
-      </w:r>
-      <w:r>
-        <w:rPr>
-          <w:rFonts w:ascii="Times New Roman" w:hAnsi="Times New Roman" w:eastAsia="仿宋_GB2312" w:cs="Times New Roman"/>
-        </w:rPr>
-        <w:t>效益优先规则（约10条）</w:t>
-      </w:r>
-      <w:r>
-        <w:rPr>
-          <w:rFonts w:hint="eastAsia" w:ascii="Times New Roman" w:hAnsi="Times New Roman" w:eastAsia="仿宋_GB2312" w:cs="Times New Roman"/>
-        </w:rPr>
-        <w:t>；</w:t>
-      </w:r>
-      <w:r>
-        <w:rPr>
-          <w:rFonts w:ascii="Times New Roman" w:hAnsi="Times New Roman" w:eastAsia="仿宋_GB2312" w:cs="Times New Roman"/>
-        </w:rPr>
-        <w:t>能耗成本规则（约10条）</w:t>
-      </w:r>
-      <w:r>
-        <w:rPr>
-          <w:rFonts w:hint="eastAsia" w:ascii="Times New Roman" w:hAnsi="Times New Roman" w:eastAsia="仿宋_GB2312" w:cs="Times New Roman"/>
-        </w:rPr>
-        <w:t>；</w:t>
-      </w:r>
-      <w:r>
-        <w:rPr>
-          <w:rFonts w:ascii="Times New Roman" w:hAnsi="Times New Roman" w:eastAsia="仿宋_GB2312" w:cs="Times New Roman"/>
-        </w:rPr>
-        <w:t>质量“卡边”规则（约5-10条）</w:t>
-      </w:r>
-      <w:r>
-        <w:rPr>
-          <w:rFonts w:hint="eastAsia" w:ascii="Times New Roman" w:hAnsi="Times New Roman" w:eastAsia="仿宋_GB2312" w:cs="Times New Roman"/>
-        </w:rPr>
-        <w:t>；</w:t>
-      </w:r>
-      <w:r>
-        <w:rPr>
-          <w:rFonts w:ascii="Times New Roman" w:hAnsi="Times New Roman" w:eastAsia="仿宋_GB2312" w:cs="Times New Roman"/>
-        </w:rPr>
-        <w:t>故障导向规则（约10条）</w:t>
-      </w:r>
-      <w:r>
-        <w:rPr>
-          <w:rFonts w:hint="eastAsia" w:ascii="Times New Roman" w:hAnsi="Times New Roman" w:eastAsia="仿宋_GB2312" w:cs="Times New Roman"/>
-        </w:rPr>
-        <w:t>；</w:t>
-      </w:r>
-      <w:r>
-        <w:rPr>
-          <w:rFonts w:ascii="Times New Roman" w:hAnsi="Times New Roman" w:eastAsia="仿宋_GB2312" w:cs="Times New Roman"/>
-        </w:rPr>
-        <w:t>指标超差处理（约10条）</w:t>
-      </w:r>
-      <w:r>
-        <w:rPr>
-          <w:rFonts w:hint="eastAsia" w:ascii="Times New Roman" w:hAnsi="Times New Roman" w:eastAsia="仿宋_GB2312" w:cs="Times New Roman"/>
-        </w:rPr>
-        <w:t>；</w:t>
-      </w:r>
-      <w:r>
-        <w:rPr>
-          <w:rFonts w:ascii="Times New Roman" w:hAnsi="Times New Roman" w:eastAsia="仿宋_GB2312" w:cs="Times New Roman"/>
-        </w:rPr>
-        <w:t>极端天气/外部中断（约5-10条）</w:t>
-      </w:r>
     </w:p>
     <w:sectPr>
       <w:pgSz w:w="11906" w:h="16838"/>

--- a/docs/规则数26-V3.docx
+++ b/docs/规则数26-V3.docx
@@ -302,7 +302,36 @@
         <w:rPr>
           <w:rFonts w:ascii="Times New Roman" w:hAnsi="Times New Roman" w:eastAsia="仿宋_GB2312" w:cs="Times New Roman"/>
         </w:rPr>
-        <w:t>条，只能收油、只能付油、可以同时收付、调整库存上下限、检修、调整收油种类等）</w:t>
+        <w:t>条，只能收油、只能付油、可以同时收付、调整库存上下限</w:t>
+      </w:r>
+      <w:r>
+        <w:rPr>
+          <w:rFonts w:hint="default" w:ascii="Times New Roman" w:hAnsi="Times New Roman" w:eastAsia="仿宋_GB2312" w:cs="Times New Roman"/>
+          <w:lang w:val="en-US"/>
+        </w:rPr>
+        <w:t>(</w:t>
+      </w:r>
+      <w:r>
+        <w:rPr>
+          <w:rFonts w:hint="eastAsia" w:ascii="Times New Roman" w:hAnsi="Times New Roman" w:eastAsia="仿宋_GB2312" w:cs="Times New Roman"/>
+          <w:lang w:val="en-US" w:eastAsia="zh-CN"/>
+        </w:rPr>
+        <w:t>按米为单位</w:t>
+      </w:r>
+      <w:bookmarkStart w:id="1" w:name="_GoBack"/>
+      <w:bookmarkEnd w:id="1"/>
+      <w:r>
+        <w:rPr>
+          <w:rFonts w:hint="default" w:ascii="Times New Roman" w:hAnsi="Times New Roman" w:eastAsia="仿宋_GB2312" w:cs="Times New Roman"/>
+          <w:lang w:val="en-US"/>
+        </w:rPr>
+        <w:t>)</w:t>
+      </w:r>
+      <w:r>
+        <w:rPr>
+          <w:rFonts w:ascii="Times New Roman" w:hAnsi="Times New Roman" w:eastAsia="仿宋_GB2312" w:cs="Times New Roman"/>
+        </w:rPr>
+        <w:t>、检修、调整收油种类等）</w:t>
       </w:r>
     </w:p>
     <w:p>
@@ -728,8 +757,6 @@
         </w:rPr>
         <w:t>极端天气/外部中断（约5-10条）</w:t>
       </w:r>
-      <w:bookmarkStart w:id="1" w:name="_GoBack"/>
-      <w:bookmarkEnd w:id="1"/>
     </w:p>
     <w:sectPr>
       <w:pgSz w:w="11906" w:h="16838"/>
